--- a/Project/Project abstract submission form-FEDF(1).docx
+++ b/Project/Project abstract submission form-FEDF(1).docx
@@ -735,7 +735,21 @@
                 <w:b/>
                 <w:bCs/>
               </w:rPr>
-              <w:t>Backend Development &amp; System Logic</w:t>
+              <w:t xml:space="preserve">Application Logic </w:t>
+            </w:r>
+            <w:r>
+              <w:rPr>
+                <w:b/>
+                <w:bCs/>
+              </w:rPr>
+              <w:t xml:space="preserve">&amp; </w:t>
+            </w:r>
+            <w:r>
+              <w:rPr>
+                <w:b/>
+                <w:bCs/>
+              </w:rPr>
+              <w:t>Data Handling</w:t>
             </w:r>
           </w:p>
         </w:tc>
